--- a/00_总控宪章与自动化引擎/01_从0到1剧集全流程十大阶段把控标准专著/06_《第六阶段：全局分集大纲、三篇章变奏、三本时间账与单集五幕钩子沙盘把控标准》.docx
+++ b/00_总控宪章与自动化引擎/01_从0到1剧集全流程十大阶段把控标准专著/06_《第六阶段：全局分集大纲、三篇章变奏、三本时间账与单集五幕钩子沙盘把控标准》.docx
@@ -140,9 +140,6 @@
         </w:tc>
       </w:tr>
       <w:tr>
-        <w:trPr>
-          <w:cantSplit/>
-        </w:trPr>
         <w:tc>
           <w:tcPr>
             <w:tcW w:type="dxa" w:w="3096"/>
@@ -207,9 +204,6 @@
         </w:tc>
       </w:tr>
       <w:tr>
-        <w:trPr>
-          <w:cantSplit/>
-        </w:trPr>
         <w:tc>
           <w:tcPr>
             <w:tcW w:type="dxa" w:w="3096"/>
@@ -276,9 +270,6 @@
         </w:tc>
       </w:tr>
       <w:tr>
-        <w:trPr>
-          <w:cantSplit/>
-        </w:trPr>
         <w:tc>
           <w:tcPr>
             <w:tcW w:type="dxa" w:w="3096"/>
@@ -477,9 +468,6 @@
         </w:tc>
       </w:tr>
       <w:tr>
-        <w:trPr>
-          <w:cantSplit/>
-        </w:trPr>
         <w:tc>
           <w:tcPr>
             <w:tcW w:type="dxa" w:w="2592"/>
@@ -566,9 +554,6 @@
         </w:tc>
       </w:tr>
       <w:tr>
-        <w:trPr>
-          <w:cantSplit/>
-        </w:trPr>
         <w:tc>
           <w:tcPr>
             <w:tcW w:type="dxa" w:w="2592"/>
@@ -658,9 +643,6 @@
         </w:tc>
       </w:tr>
       <w:tr>
-        <w:trPr>
-          <w:cantSplit/>
-        </w:trPr>
         <w:tc>
           <w:tcPr>
             <w:tcW w:type="dxa" w:w="2592"/>
@@ -747,9 +729,6 @@
         </w:tc>
       </w:tr>
       <w:tr>
-        <w:trPr>
-          <w:cantSplit/>
-        </w:trPr>
         <w:tc>
           <w:tcPr>
             <w:tcW w:type="dxa" w:w="2592"/>
@@ -839,9 +818,6 @@
         </w:tc>
       </w:tr>
       <w:tr>
-        <w:trPr>
-          <w:cantSplit/>
-        </w:trPr>
         <w:tc>
           <w:tcPr>
             <w:tcW w:type="dxa" w:w="2592"/>
@@ -928,9 +904,6 @@
         </w:tc>
       </w:tr>
       <w:tr>
-        <w:trPr>
-          <w:cantSplit/>
-        </w:trPr>
         <w:tc>
           <w:tcPr>
             <w:tcW w:type="dxa" w:w="2592"/>

--- a/00_总控宪章与自动化引擎/01_从0到1剧集全流程十大阶段把控标准专著/06_《第六阶段：全局分集大纲、三篇章变奏、三本时间账与单集五幕钩子沙盘把控标准》.docx
+++ b/00_总控宪章与自动化引擎/01_从0到1剧集全流程十大阶段把控标准专著/06_《第六阶段：全局分集大纲、三篇章变奏、三本时间账与单集五幕钩子沙盘把控标准》.docx
@@ -993,6 +993,401 @@
         </w:tc>
       </w:tr>
     </w:tbl>
+    <w:p>
+      <w:pPr>
+        <w:spacing w:before="200" w:after="80" w:line="384" w:lineRule="auto"/>
+        <w:jc w:val="left"/>
+      </w:pPr>
+      <w:r>
+        <w:rPr>
+          <w:rFonts w:ascii="Arial" w:hAnsi="Arial" w:eastAsia="黑体"/>
+          <w:b/>
+          <w:color w:val="192D55"/>
+          <w:sz w:val="25"/>
+        </w:rPr>
+        <w:t>第三章　【大纲与强场面实操工具】剧本四维质检标尺（卖点·冲突·完整性·强场面）与5行分项子表规范</w:t>
+      </w:r>
+    </w:p>
+    <w:tbl>
+      <w:tblPr>
+        <w:tblStyle w:val="TableGrid"/>
+        <w:tblW w:type="auto" w:w="0"/>
+        <w:jc w:val="center"/>
+        <w:tblLayout w:type="fixed"/>
+        <w:tblLook w:firstColumn="1" w:firstRow="1" w:lastColumn="0" w:lastRow="0" w:noHBand="0" w:noVBand="1" w:val="04A0"/>
+      </w:tblPr>
+      <w:tblGrid>
+        <w:gridCol w:w="3456"/>
+        <w:gridCol w:w="3456"/>
+        <w:gridCol w:w="3456"/>
+      </w:tblGrid>
+      <w:tr>
+        <w:trPr>
+          <w:tblHeader/>
+          <w:cantSplit/>
+        </w:trPr>
+        <w:tc>
+          <w:tcPr>
+            <w:tcW w:type="dxa" w:w="2664"/>
+            <w:vAlign w:val="center"/>
+            <w:tcMar>
+              <w:top w:w="130" w:type="dxa"/>
+              <w:bottom w:w="130" w:type="dxa"/>
+              <w:left w:w="150" w:type="dxa"/>
+              <w:right w:w="150" w:type="dxa"/>
+            </w:tcMar>
+            <w:shd w:fill="1F3864"/>
+          </w:tcPr>
+          <w:p>
+            <w:pPr>
+              <w:spacing w:before="40" w:after="40" w:line="312" w:lineRule="auto"/>
+              <w:jc w:val="center"/>
+            </w:pPr>
+            <w:r/>
+            <w:r>
+              <w:rPr>
+                <w:rFonts w:ascii="Arial" w:hAnsi="Arial" w:eastAsia="黑体"/>
+                <w:b/>
+                <w:color w:val="FFFFFF"/>
+                <w:sz w:val="19"/>
+              </w:rPr>
+              <w:t>实操把控与自检维度</w:t>
+            </w:r>
+          </w:p>
+        </w:tc>
+        <w:tc>
+          <w:tcPr>
+            <w:tcW w:type="dxa" w:w="4104"/>
+            <w:vAlign w:val="center"/>
+            <w:tcMar>
+              <w:top w:w="130" w:type="dxa"/>
+              <w:bottom w:w="130" w:type="dxa"/>
+              <w:left w:w="150" w:type="dxa"/>
+              <w:right w:w="150" w:type="dxa"/>
+            </w:tcMar>
+            <w:shd w:fill="1F3864"/>
+          </w:tcPr>
+          <w:p>
+            <w:pPr>
+              <w:spacing w:before="40" w:after="40" w:line="312" w:lineRule="auto"/>
+              <w:jc w:val="center"/>
+            </w:pPr>
+            <w:r/>
+            <w:r>
+              <w:rPr>
+                <w:rFonts w:ascii="Arial" w:hAnsi="Arial" w:eastAsia="黑体"/>
+                <w:b/>
+                <w:color w:val="FFFFFF"/>
+                <w:sz w:val="19"/>
+              </w:rPr>
+              <w:t>工业级执行标准与质检清单（Checklist）</w:t>
+            </w:r>
+          </w:p>
+        </w:tc>
+        <w:tc>
+          <w:tcPr>
+            <w:tcW w:type="dxa" w:w="3600"/>
+            <w:vAlign w:val="center"/>
+            <w:tcMar>
+              <w:top w:w="130" w:type="dxa"/>
+              <w:bottom w:w="130" w:type="dxa"/>
+              <w:left w:w="150" w:type="dxa"/>
+              <w:right w:w="150" w:type="dxa"/>
+            </w:tcMar>
+            <w:shd w:fill="1F3864"/>
+          </w:tcPr>
+          <w:p>
+            <w:pPr>
+              <w:spacing w:before="40" w:after="40" w:line="312" w:lineRule="auto"/>
+              <w:jc w:val="center"/>
+            </w:pPr>
+            <w:r/>
+            <w:r>
+              <w:rPr>
+                <w:rFonts w:ascii="Arial" w:hAnsi="Arial" w:eastAsia="黑体"/>
+                <w:b/>
+                <w:color w:val="FFFFFF"/>
+                <w:sz w:val="19"/>
+              </w:rPr>
+              <w:t>新剧项目落地填写区</w:t>
+            </w:r>
+          </w:p>
+        </w:tc>
+      </w:tr>
+      <w:tr>
+        <w:tc>
+          <w:tcPr>
+            <w:tcW w:type="dxa" w:w="2664"/>
+            <w:vAlign w:val="center"/>
+            <w:tcMar>
+              <w:top w:w="105" w:type="dxa"/>
+              <w:bottom w:w="105" w:type="dxa"/>
+              <w:left w:w="145" w:type="dxa"/>
+              <w:right w:w="145" w:type="dxa"/>
+            </w:tcMar>
+          </w:tcPr>
+          <w:p>
+            <w:pPr>
+              <w:spacing w:before="40" w:after="40" w:line="341" w:lineRule="auto"/>
+              <w:jc w:val="left"/>
+            </w:pPr>
+            <w:r/>
+            <w:r>
+              <w:rPr>
+                <w:rFonts w:ascii="Times New Roman" w:hAnsi="Times New Roman" w:eastAsia="宋体"/>
+                <w:b/>
+                <w:color w:val="191919"/>
+                <w:sz w:val="19"/>
+              </w:rPr>
+              <w:t>1. 剧本内容四维黄金质检标尺</w:t>
+            </w:r>
+          </w:p>
+        </w:tc>
+        <w:tc>
+          <w:tcPr>
+            <w:tcW w:type="dxa" w:w="4104"/>
+            <w:vAlign w:val="center"/>
+            <w:tcMar>
+              <w:top w:w="105" w:type="dxa"/>
+              <w:bottom w:w="105" w:type="dxa"/>
+              <w:left w:w="145" w:type="dxa"/>
+              <w:right w:w="145" w:type="dxa"/>
+            </w:tcMar>
+          </w:tcPr>
+          <w:p>
+            <w:pPr>
+              <w:spacing w:before="40" w:after="40" w:line="341" w:lineRule="auto"/>
+              <w:jc w:val="left"/>
+            </w:pPr>
+            <w:r/>
+            <w:r>
+              <w:rPr>
+                <w:rFonts w:ascii="Times New Roman" w:hAnsi="Times New Roman" w:eastAsia="宋体"/>
+                <w:b w:val="0"/>
+                <w:color w:val="191919"/>
+                <w:sz w:val="19"/>
+              </w:rPr>
+              <w:t>每一单元与每一集必须通过四维质检：① 核心卖点是否清晰吸睛？② 核心戏剧冲突是否推到极致？③ 起承转合结构是否完整闭环？④ 是否有令观众过目不忘的“强场面（Set Pieces）”？</w:t>
+            </w:r>
+          </w:p>
+        </w:tc>
+        <w:tc>
+          <w:tcPr>
+            <w:tcW w:type="dxa" w:w="3600"/>
+            <w:vAlign w:val="center"/>
+            <w:tcMar>
+              <w:top w:w="105" w:type="dxa"/>
+              <w:bottom w:w="105" w:type="dxa"/>
+              <w:left w:w="145" w:type="dxa"/>
+              <w:right w:w="145" w:type="dxa"/>
+            </w:tcMar>
+          </w:tcPr>
+          <w:p>
+            <w:pPr>
+              <w:spacing w:before="40" w:after="40" w:line="341" w:lineRule="auto"/>
+              <w:jc w:val="left"/>
+            </w:pPr>
+            <w:r/>
+            <w:r>
+              <w:rPr>
+                <w:rFonts w:ascii="Times New Roman" w:hAnsi="Times New Roman" w:eastAsia="宋体"/>
+                <w:b w:val="0"/>
+                <w:color w:val="191919"/>
+                <w:sz w:val="19"/>
+              </w:rPr>
+              <w:t>【本单元核心卖点】：__________</w:t>
+              <w:br/>
+              <w:t>【本单元极致冲突】：__________</w:t>
+              <w:br/>
+              <w:t>【本单元标志性强场面】：______</w:t>
+            </w:r>
+          </w:p>
+        </w:tc>
+      </w:tr>
+      <w:tr>
+        <w:tc>
+          <w:tcPr>
+            <w:tcW w:type="dxa" w:w="2664"/>
+            <w:vAlign w:val="center"/>
+            <w:tcMar>
+              <w:top w:w="105" w:type="dxa"/>
+              <w:bottom w:w="105" w:type="dxa"/>
+              <w:left w:w="145" w:type="dxa"/>
+              <w:right w:w="145" w:type="dxa"/>
+            </w:tcMar>
+            <w:shd w:fill="F7FAFC"/>
+          </w:tcPr>
+          <w:p>
+            <w:pPr>
+              <w:spacing w:before="40" w:after="40" w:line="341" w:lineRule="auto"/>
+              <w:jc w:val="left"/>
+            </w:pPr>
+            <w:r/>
+            <w:r>
+              <w:rPr>
+                <w:rFonts w:ascii="Times New Roman" w:hAnsi="Times New Roman" w:eastAsia="宋体"/>
+                <w:b/>
+                <w:color w:val="191919"/>
+                <w:sz w:val="19"/>
+              </w:rPr>
+              <w:t>2. 全剧十大标志性“强场面”排布</w:t>
+            </w:r>
+          </w:p>
+        </w:tc>
+        <w:tc>
+          <w:tcPr>
+            <w:tcW w:type="dxa" w:w="4104"/>
+            <w:vAlign w:val="center"/>
+            <w:tcMar>
+              <w:top w:w="105" w:type="dxa"/>
+              <w:bottom w:w="105" w:type="dxa"/>
+              <w:left w:w="145" w:type="dxa"/>
+              <w:right w:w="145" w:type="dxa"/>
+            </w:tcMar>
+            <w:shd w:fill="F7FAFC"/>
+          </w:tcPr>
+          <w:p>
+            <w:pPr>
+              <w:spacing w:before="40" w:after="40" w:line="341" w:lineRule="auto"/>
+              <w:jc w:val="left"/>
+            </w:pPr>
+            <w:r/>
+            <w:r>
+              <w:rPr>
+                <w:rFonts w:ascii="Times New Roman" w:hAnsi="Times New Roman" w:eastAsia="宋体"/>
+                <w:b w:val="0"/>
+                <w:color w:val="191919"/>
+                <w:sz w:val="19"/>
+              </w:rPr>
+              <w:t>在24集全剧中均匀排布至少10场视觉与情感双重冲击的强场面（如多人同桌暗战、暴雪夜翻垃圾桶找碎稿、广播室锁门自曝作证、铁锤砸防盗窗、多时空环摇叠影）。</w:t>
+            </w:r>
+          </w:p>
+        </w:tc>
+        <w:tc>
+          <w:tcPr>
+            <w:tcW w:type="dxa" w:w="3600"/>
+            <w:vAlign w:val="center"/>
+            <w:tcMar>
+              <w:top w:w="105" w:type="dxa"/>
+              <w:bottom w:w="105" w:type="dxa"/>
+              <w:left w:w="145" w:type="dxa"/>
+              <w:right w:w="145" w:type="dxa"/>
+            </w:tcMar>
+            <w:shd w:fill="F7FAFC"/>
+          </w:tcPr>
+          <w:p>
+            <w:pPr>
+              <w:spacing w:before="40" w:after="40" w:line="341" w:lineRule="auto"/>
+              <w:jc w:val="left"/>
+            </w:pPr>
+            <w:r/>
+            <w:r>
+              <w:rPr>
+                <w:rFonts w:ascii="Times New Roman" w:hAnsi="Times New Roman" w:eastAsia="宋体"/>
+                <w:b w:val="0"/>
+                <w:color w:val="191919"/>
+                <w:sz w:val="19"/>
+              </w:rPr>
+              <w:t>【前段强场面（EP01–08）】：___</w:t>
+              <w:br/>
+              <w:t>【中段强场面（EP09–16）】：___</w:t>
+              <w:br/>
+              <w:t>【终局强场面（EP17–24）】：___</w:t>
+            </w:r>
+          </w:p>
+        </w:tc>
+      </w:tr>
+      <w:tr>
+        <w:tc>
+          <w:tcPr>
+            <w:tcW w:type="dxa" w:w="2664"/>
+            <w:vAlign w:val="center"/>
+            <w:tcMar>
+              <w:top w:w="105" w:type="dxa"/>
+              <w:bottom w:w="105" w:type="dxa"/>
+              <w:left w:w="145" w:type="dxa"/>
+              <w:right w:w="145" w:type="dxa"/>
+            </w:tcMar>
+          </w:tcPr>
+          <w:p>
+            <w:pPr>
+              <w:spacing w:before="40" w:after="40" w:line="341" w:lineRule="auto"/>
+              <w:jc w:val="left"/>
+            </w:pPr>
+            <w:r/>
+            <w:r>
+              <w:rPr>
+                <w:rFonts w:ascii="Times New Roman" w:hAnsi="Times New Roman" w:eastAsia="宋体"/>
+                <w:b/>
+                <w:color w:val="191919"/>
+                <w:sz w:val="19"/>
+              </w:rPr>
+              <w:t>3. 分集大纲“5行分项子表”防截断规范</w:t>
+            </w:r>
+          </w:p>
+        </w:tc>
+        <w:tc>
+          <w:tcPr>
+            <w:tcW w:type="dxa" w:w="4104"/>
+            <w:vAlign w:val="center"/>
+            <w:tcMar>
+              <w:top w:w="105" w:type="dxa"/>
+              <w:bottom w:w="105" w:type="dxa"/>
+              <w:left w:w="145" w:type="dxa"/>
+              <w:right w:w="145" w:type="dxa"/>
+            </w:tcMar>
+          </w:tcPr>
+          <w:p>
+            <w:pPr>
+              <w:spacing w:before="40" w:after="40" w:line="341" w:lineRule="auto"/>
+              <w:jc w:val="left"/>
+            </w:pPr>
+            <w:r/>
+            <w:r>
+              <w:rPr>
+                <w:rFonts w:ascii="Times New Roman" w:hAnsi="Times New Roman" w:eastAsia="宋体"/>
+                <w:b w:val="0"/>
+                <w:color w:val="191919"/>
+                <w:sz w:val="19"/>
+              </w:rPr>
+              <w:t>在总论与节奏沙盘中，严禁将数千字的单集大纲塞入带&lt;w:cantSplit/&gt;的单个单元格！必须按集设立独立小标题，下挂5行分项子表（宏观功能、主线大纲、C账认知差、五幕节拍、人物弧光）。</w:t>
+            </w:r>
+          </w:p>
+        </w:tc>
+        <w:tc>
+          <w:tcPr>
+            <w:tcW w:type="dxa" w:w="3600"/>
+            <w:vAlign w:val="center"/>
+            <w:tcMar>
+              <w:top w:w="105" w:type="dxa"/>
+              <w:bottom w:w="105" w:type="dxa"/>
+              <w:left w:w="145" w:type="dxa"/>
+              <w:right w:w="145" w:type="dxa"/>
+            </w:tcMar>
+          </w:tcPr>
+          <w:p>
+            <w:pPr>
+              <w:spacing w:before="40" w:after="40" w:line="341" w:lineRule="auto"/>
+              <w:jc w:val="left"/>
+            </w:pPr>
+            <w:r/>
+            <w:r>
+              <w:rPr>
+                <w:rFonts w:ascii="Times New Roman" w:hAnsi="Times New Roman" w:eastAsia="宋体"/>
+                <w:b w:val="0"/>
+                <w:color w:val="191919"/>
+                <w:sz w:val="19"/>
+              </w:rPr>
+              <w:t>□ 已采用单集独立标题+5行分项表</w:t>
+              <w:br/>
+              <w:t>□ 已移除所有数据行w:cantSplit</w:t>
+              <w:br/>
+              <w:t>□ 大结局最后一集100%完整跨页显示</w:t>
+            </w:r>
+          </w:p>
+        </w:tc>
+      </w:tr>
+    </w:tbl>
     <w:sectPr>
       <w:pgSz w:w="12240" w:h="15840"/>
       <w:pgMar w:top="1080" w:right="936" w:bottom="1080" w:left="936" w:header="720" w:footer="720" w:gutter="0"/>
